--- a/03-arquitetura/01-documento-arquitetura.docx
+++ b/03-arquitetura/01-documento-arquitetura.docx
@@ -1977,7 +1977,7 @@
               <w:pStyle w:val="Compact"/>
             </w:pPr>
             <w:r>
-              <w:t xml:space="preserve">{{Encomendas 10 anos (fiscal); logs 90 dias}}</w:t>
+              <w:t xml:space="preserve">{{Encomendas 10 anos (fiscal); registos 90 dias}}</w:t>
             </w:r>
           </w:p>
         </w:tc>
